--- a/高时间精度视听觉刺激呈现说明书.docx
+++ b/高时间精度视听觉刺激呈现说明书.docx
@@ -3539,7 +3539,7 @@
       </w:r>
     </w:p>
     <w:bookmarkEnd w:id="31"/>
-    <w:bookmarkStart w:id="32" w:name="核心算法ptb-正确使用-12-条背下来"/>
+    <w:bookmarkStart w:id="32" w:name="核心算法ptb-正确使用-7-条背下来"/>
     <w:p>
       <w:pPr>
         <w:pStyle w:val="Heading2"/>
@@ -3563,7 +3563,7 @@
         <w:t xml:space="preserve">正确使用</w:t>
       </w:r>
       <w:r>
-        <w:t xml:space="preserve"> 12 </w:t>
+        <w:t xml:space="preserve"> 7 </w:t>
       </w:r>
       <w:r>
         <w:rPr>

--- a/高时间精度视听觉刺激呈现说明书.docx
+++ b/高时间精度视听觉刺激呈现说明书.docx
@@ -7883,7 +7883,7 @@
         <w:rPr>
           <w:rStyle w:val="VerbatimChar"/>
         </w:rPr>
-        <w:t xml:space="preserve">Flip(window, when+0.015)</w:t>
+        <w:t xml:space="preserve">Flip(window, onset+ifi*0.5)</w:t>
       </w:r>
       <w:r>
         <w:rPr>
@@ -7985,7 +7985,7 @@
         <w:rPr>
           <w:rFonts w:hint="eastAsia"/>
         </w:rPr>
-        <w:t xml:space="preserve">视觉±0.4ms</w:t>
+        <w:t xml:space="preserve">视觉±0.1ms</w:t>
       </w:r>
       <w:r>
         <w:t xml:space="preserve"> / </w:t>
